--- a/Main/Roman/Дискретная математика с Логическими элементами/Документ Microsoft Word.docx
+++ b/Main/Roman/Дискретная математика с Логическими элементами/Документ Microsoft Word.docx
@@ -680,10 +680,10 @@
             <v:path o:extrusionok="f" gradientshapeok="t" o:connecttype="rect"/>
             <o:lock v:ext="edit" aspectratio="t"/>
           </v:shapetype>
-          <v:shape id="_x0000_i1025" type="#_x0000_t75" style="width:260.3pt;height:131.55pt" o:ole="">
+          <v:shape id="_x0000_i1025" type="#_x0000_t75" style="width:260.5pt;height:131.5pt" o:ole="">
             <v:imagedata r:id="rId8" o:title=""/>
           </v:shape>
-          <o:OLEObject Type="Embed" ProgID="Excel.Sheet.12" ShapeID="_x0000_i1025" DrawAspect="Content" ObjectID="_1851163536" r:id="rId9"/>
+          <o:OLEObject Type="Embed" ProgID="Excel.Sheet.12" ShapeID="_x0000_i1025" DrawAspect="Content" ObjectID="_1851753142" r:id="rId9"/>
         </w:object>
       </w:r>
     </w:p>
@@ -787,11 +787,6 @@
       <w:r>
         <w:t>А или (В и С) = (А или В) и (А или С)</w:t>
       </w:r>
-    </w:p>
-    <w:p>
-      <w:pPr>
-        <w:pStyle w:val="a4"/>
-      </w:pPr>
     </w:p>
     <w:p>
       <w:pPr>
@@ -799,6 +794,64 @@
       </w:pPr>
       <w:bookmarkStart w:id="1" w:name="_GoBack"/>
       <w:bookmarkEnd w:id="1"/>
+    </w:p>
+    <w:p>
+      <w:pPr>
+        <w:pStyle w:val="a4"/>
+      </w:pPr>
+      <w:r>
+        <w:t>Формулировка: Одно суждение что-то утверждает (A), а второе это же прямо отрицает (¬</w:t>
+      </w:r>
+      <w:r>
+        <w:rPr>
+          <w:rFonts w:ascii="Cambria Math" w:hAnsi="Cambria Math" w:cs="Cambria Math"/>
+        </w:rPr>
+        <w:t>𝐴</w:t>
+      </w:r>
+      <w:r>
+        <w:t xml:space="preserve">). Они не могут быть оба ложными </w:t>
+      </w:r>
+      <w:proofErr w:type="spellStart"/>
+      <w:proofErr w:type="gramStart"/>
+      <w:r>
+        <w:t>одновременно.Формула</w:t>
+      </w:r>
+      <w:proofErr w:type="spellEnd"/>
+      <w:proofErr w:type="gramEnd"/>
+      <w:r>
+        <w:t xml:space="preserve">: </w:t>
+      </w:r>
+      <w:r>
+        <w:rPr>
+          <w:rFonts w:ascii="Cambria Math" w:hAnsi="Cambria Math" w:cs="Cambria Math"/>
+        </w:rPr>
+        <w:t>𝐴∨</w:t>
+      </w:r>
+      <w:r>
+        <w:rPr>
+          <w:rFonts w:ascii="Calibri" w:hAnsi="Calibri" w:cs="Calibri"/>
+        </w:rPr>
+        <w:t>¬</w:t>
+      </w:r>
+      <w:r>
+        <w:rPr>
+          <w:rFonts w:ascii="Cambria Math" w:hAnsi="Cambria Math" w:cs="Cambria Math"/>
+        </w:rPr>
+        <w:t>𝐴</w:t>
+      </w:r>
+      <w:r>
+        <w:t xml:space="preserve"> («A» или «не-A»).</w:t>
+      </w:r>
+    </w:p>
+    <w:p>
+      <w:pPr>
+        <w:pStyle w:val="a4"/>
+      </w:pPr>
+    </w:p>
+    <w:p>
+      <w:pPr>
+        <w:pStyle w:val="a4"/>
+      </w:pPr>
     </w:p>
     <w:p>
       <w:pPr>
@@ -982,6 +1035,9 @@
       </w:pPr>
       <w:r>
         <w:t>Получить итоговое выражение</w:t>
+      </w:r>
+      <w:r>
+        <w:t xml:space="preserve">     </w:t>
       </w:r>
     </w:p>
     <w:sectPr>
@@ -1907,7 +1963,7 @@
 </file>
 
 <file path=customXml/itemProps1.xml><?xml version="1.0" encoding="utf-8"?>
-<ds:datastoreItem xmlns:ds="http://schemas.openxmlformats.org/officeDocument/2006/customXml" ds:itemID="{015B6D64-6C35-4369-A15D-2446A9F397B0}">
+<ds:datastoreItem xmlns:ds="http://schemas.openxmlformats.org/officeDocument/2006/customXml" ds:itemID="{FBEECA7D-CB72-4A92-873E-DCD3B1233E7F}">
   <ds:schemaRefs>
     <ds:schemaRef ds:uri="http://schemas.openxmlformats.org/officeDocument/2006/bibliography"/>
   </ds:schemaRefs>
